--- a/content-drive/celulares.docx
+++ b/content-drive/celulares.docx
@@ -1,23 +1,11 @@
 
 <file path=word/document.xml><?xml version="1.0" encoding="utf-8"?>
-<w:document xmlns:w="http://schemas.openxmlformats.org/wordprocessingml/2006/main" xmlns:r="http://schemas.openxmlformats.org/officeDocument/2006/relationships">
+<w:document xmlns:w="http://schemas.openxmlformats.org/wordprocessingml/2006/main" xmlns:r="http://schemas.openxmlformats.org/officeDocument/2006/relationships" xmlns:wp="http://schemas.openxmlformats.org/drawingml/2006/wordprocessingDrawing" xmlns:a="http://schemas.openxmlformats.org/drawingml/2006/main" xmlns:pic="http://schemas.openxmlformats.org/drawingml/2006/picture">
   <w:body>
-    <w:p>
-      <w:pPr>
-        <w:pStyle w:val="Heading1"/>
-      </w:pPr>
-      <w:r>
-        <w:t xml:space="preserve">Celulares</w:t>
-      </w:r>
-    </w:p>
-    <w:p>
-      <w:r>
-        <w:t xml:space="preserve">Encuentra el celular ideal de las mejores marcas: Apple, Samsung, Motorola, Xiaomi y más.</w:t>
-      </w:r>
-    </w:p>
     <w:tbl>
       <w:tblPr>
-        <w:tblW w:w="0" w:type="auto"/>
+        <w:tblW w:w="9360" w:type="dxa"/>
+        <w:tblLayout w:type="fixed"/>
         <w:tblBorders>
           <w:top w:val="single" w:sz="4" w:color="999999"/>
           <w:left w:val="single" w:sz="4" w:color="999999"/>
@@ -28,62 +16,826 @@
         </w:tblBorders>
       </w:tblPr>
       <w:tblGrid>
-        <w:gridCol w:w="4500"/>
-        <w:gridCol w:w="4500"/>
+        <w:gridCol w:w="2160"/>
+        <w:gridCol w:w="7200"/>
       </w:tblGrid>
       <w:tr>
         <w:tc>
           <w:tcPr>
+            <w:tcW w:w="9360" w:type="dxa"/>
             <w:gridSpan w:val="2"/>
           </w:tcPr>
           <w:p>
             <w:r>
-              <w:t xml:space="preserve">Metadata</w:t>
-            </w:r>
-          </w:p>
-        </w:tc>
-      </w:tr>
-      <w:tr>
-        <w:tc>
-          <w:p>
-            <w:r>
-              <w:t xml:space="preserve">Title</w:t>
-            </w:r>
-          </w:p>
-        </w:tc>
-        <w:tc>
-          <w:p>
-            <w:r>
-              <w:t xml:space="preserve">Celulares | NovaMóvil</w:t>
-            </w:r>
-          </w:p>
-        </w:tc>
-      </w:tr>
-      <w:tr>
-        <w:tc>
-          <w:p>
-            <w:r>
-              <w:t xml:space="preserve">Description</w:t>
-            </w:r>
-          </w:p>
-        </w:tc>
-        <w:tc>
-          <w:p>
-            <w:r>
-              <w:t xml:space="preserve">Encuentra el celular ideal de las mejores marcas: Apple, Samsung, Motorola, Xiaomi y más.</w:t>
+              <w:t xml:space="preserve">Breadcrumb</w:t>
+            </w:r>
+          </w:p>
+        </w:tc>
+      </w:tr>
+      <w:tr>
+        <w:tc>
+          <w:tcPr>
+            <w:tcW w:w="2160" w:type="dxa"/>
+          </w:tcPr>
+          <w:p>
+            <w:r>
+              <w:t xml:space="preserve">Styles</w:t>
+            </w:r>
+          </w:p>
+        </w:tc>
+        <w:tc>
+          <w:tcPr>
+            <w:tcW w:w="7200" w:type="dxa"/>
+          </w:tcPr>
+          <w:p/>
+        </w:tc>
+      </w:tr>
+      <w:tr>
+        <w:tc>
+          <w:tcPr>
+            <w:tcW w:w="2160" w:type="dxa"/>
+          </w:tcPr>
+          <w:p>
+            <w:r>
+              <w:t xml:space="preserve">Classname</w:t>
+            </w:r>
+          </w:p>
+        </w:tc>
+        <w:tc>
+          <w:tcPr>
+            <w:tcW w:w="7200" w:type="dxa"/>
+          </w:tcPr>
+          <w:p/>
+        </w:tc>
+      </w:tr>
+      <w:tr>
+        <w:tc>
+          <w:tcPr>
+            <w:tcW w:w="2160" w:type="dxa"/>
+          </w:tcPr>
+          <w:p>
+            <w:r>
+              <w:t xml:space="preserve">Level 1</w:t>
+            </w:r>
+          </w:p>
+        </w:tc>
+        <w:tc>
+          <w:tcPr>
+            <w:tcW w:w="7200" w:type="dxa"/>
+          </w:tcPr>
+          <w:p>
+            <w:hyperlink r:id="rIdL1">
+              <w:r>
+                <w:rPr>
+                  <w:color w:val="1155CC"/>
+                  <w:u w:val="single"/>
+                </w:rPr>
+                <w:t xml:space="preserve">Inicio</w:t>
+              </w:r>
+            </w:hyperlink>
+          </w:p>
+        </w:tc>
+      </w:tr>
+      <w:tr>
+        <w:tc>
+          <w:tcPr>
+            <w:tcW w:w="2160" w:type="dxa"/>
+          </w:tcPr>
+          <w:p>
+            <w:r>
+              <w:t xml:space="preserve">Level 2</w:t>
+            </w:r>
+          </w:p>
+        </w:tc>
+        <w:tc>
+          <w:tcPr>
+            <w:tcW w:w="7200" w:type="dxa"/>
+          </w:tcPr>
+          <w:p>
+            <w:r>
+              <w:t xml:space="preserve">Celulares</w:t>
             </w:r>
           </w:p>
         </w:tc>
       </w:tr>
     </w:tbl>
     <w:p/>
-    <w:sectPr/>
+    <w:tbl>
+      <w:tblPr>
+        <w:tblW w:w="9360" w:type="dxa"/>
+        <w:tblLayout w:type="fixed"/>
+        <w:tblBorders>
+          <w:top w:val="single" w:sz="4" w:color="999999"/>
+          <w:left w:val="single" w:sz="4" w:color="999999"/>
+          <w:bottom w:val="single" w:sz="4" w:color="999999"/>
+          <w:right w:val="single" w:sz="4" w:color="999999"/>
+          <w:insideH w:val="single" w:sz="4" w:color="999999"/>
+          <w:insideV w:val="single" w:sz="4" w:color="999999"/>
+        </w:tblBorders>
+      </w:tblPr>
+      <w:tblGrid>
+        <w:gridCol w:w="2160"/>
+        <w:gridCol w:w="7200"/>
+      </w:tblGrid>
+      <w:tr>
+        <w:tc>
+          <w:tcPr>
+            <w:tcW w:w="9360" w:type="dxa"/>
+            <w:gridSpan w:val="2"/>
+          </w:tcPr>
+          <w:p>
+            <w:r>
+              <w:t xml:space="preserve">Product Catalog</w:t>
+            </w:r>
+          </w:p>
+        </w:tc>
+      </w:tr>
+      <w:tr>
+        <w:tc>
+          <w:tcPr>
+            <w:tcW w:w="2160" w:type="dxa"/>
+          </w:tcPr>
+          <w:p>
+            <w:r>
+              <w:t xml:space="preserve">Styles</w:t>
+            </w:r>
+          </w:p>
+        </w:tc>
+        <w:tc>
+          <w:tcPr>
+            <w:tcW w:w="7200" w:type="dxa"/>
+          </w:tcPr>
+          <w:p/>
+        </w:tc>
+      </w:tr>
+      <w:tr>
+        <w:tc>
+          <w:tcPr>
+            <w:tcW w:w="2160" w:type="dxa"/>
+          </w:tcPr>
+          <w:p>
+            <w:r>
+              <w:t xml:space="preserve">Classname</w:t>
+            </w:r>
+          </w:p>
+        </w:tc>
+        <w:tc>
+          <w:tcPr>
+            <w:tcW w:w="7200" w:type="dxa"/>
+          </w:tcPr>
+          <w:p/>
+        </w:tc>
+      </w:tr>
+      <w:tr>
+        <w:tc>
+          <w:tcPr>
+            <w:tcW w:w="2160" w:type="dxa"/>
+          </w:tcPr>
+          <w:p>
+            <w:r>
+              <w:t xml:space="preserve">Title</w:t>
+            </w:r>
+          </w:p>
+        </w:tc>
+        <w:tc>
+          <w:tcPr>
+            <w:tcW w:w="7200" w:type="dxa"/>
+          </w:tcPr>
+          <w:p>
+            <w:r>
+              <w:t xml:space="preserve">Celulares</w:t>
+            </w:r>
+          </w:p>
+        </w:tc>
+      </w:tr>
+      <w:tr>
+        <w:tc>
+          <w:tcPr>
+            <w:tcW w:w="2160" w:type="dxa"/>
+          </w:tcPr>
+          <w:p>
+            <w:r>
+              <w:t xml:space="preserve">Results Text</w:t>
+            </w:r>
+          </w:p>
+        </w:tc>
+        <w:tc>
+          <w:tcPr>
+            <w:tcW w:w="7200" w:type="dxa"/>
+          </w:tcPr>
+          <w:p>
+            <w:r>
+              <w:t xml:space="preserve">{count} productos encontrados</w:t>
+            </w:r>
+          </w:p>
+        </w:tc>
+      </w:tr>
+      <w:tr>
+        <w:tc>
+          <w:tcPr>
+            <w:tcW w:w="2160" w:type="dxa"/>
+          </w:tcPr>
+          <w:p>
+            <w:r>
+              <w:t xml:space="preserve">Results Text One</w:t>
+            </w:r>
+          </w:p>
+        </w:tc>
+        <w:tc>
+          <w:tcPr>
+            <w:tcW w:w="7200" w:type="dxa"/>
+          </w:tcPr>
+          <w:p>
+            <w:r>
+              <w:t xml:space="preserve">{count} producto encontrado</w:t>
+            </w:r>
+          </w:p>
+        </w:tc>
+      </w:tr>
+      <w:tr>
+        <w:tc>
+          <w:tcPr>
+            <w:tcW w:w="2160" w:type="dxa"/>
+          </w:tcPr>
+          <w:p>
+            <w:r>
+              <w:t xml:space="preserve">Sort Label</w:t>
+            </w:r>
+          </w:p>
+        </w:tc>
+        <w:tc>
+          <w:tcPr>
+            <w:tcW w:w="7200" w:type="dxa"/>
+          </w:tcPr>
+          <w:p>
+            <w:r>
+              <w:t xml:space="preserve">Ordenar por:</w:t>
+            </w:r>
+          </w:p>
+        </w:tc>
+      </w:tr>
+      <w:tr>
+        <w:tc>
+          <w:tcPr>
+            <w:tcW w:w="2160" w:type="dxa"/>
+          </w:tcPr>
+          <w:p>
+            <w:r>
+              <w:t xml:space="preserve">Filters Title</w:t>
+            </w:r>
+          </w:p>
+        </w:tc>
+        <w:tc>
+          <w:tcPr>
+            <w:tcW w:w="7200" w:type="dxa"/>
+          </w:tcPr>
+          <w:p>
+            <w:r>
+              <w:t xml:space="preserve">Filtros</w:t>
+            </w:r>
+          </w:p>
+        </w:tc>
+      </w:tr>
+      <w:tr>
+        <w:tc>
+          <w:tcPr>
+            <w:tcW w:w="2160" w:type="dxa"/>
+          </w:tcPr>
+          <w:p>
+            <w:r>
+              <w:t xml:space="preserve">Brand Label</w:t>
+            </w:r>
+          </w:p>
+        </w:tc>
+        <w:tc>
+          <w:tcPr>
+            <w:tcW w:w="7200" w:type="dxa"/>
+          </w:tcPr>
+          <w:p>
+            <w:r>
+              <w:t xml:space="preserve">Marca</w:t>
+            </w:r>
+          </w:p>
+        </w:tc>
+      </w:tr>
+      <w:tr>
+        <w:tc>
+          <w:tcPr>
+            <w:tcW w:w="2160" w:type="dxa"/>
+          </w:tcPr>
+          <w:p>
+            <w:r>
+              <w:t xml:space="preserve">OS Label</w:t>
+            </w:r>
+          </w:p>
+        </w:tc>
+        <w:tc>
+          <w:tcPr>
+            <w:tcW w:w="7200" w:type="dxa"/>
+          </w:tcPr>
+          <w:p>
+            <w:r>
+              <w:t xml:space="preserve">Sistema operativo</w:t>
+            </w:r>
+          </w:p>
+        </w:tc>
+      </w:tr>
+      <w:tr>
+        <w:tc>
+          <w:tcPr>
+            <w:tcW w:w="2160" w:type="dxa"/>
+          </w:tcPr>
+          <w:p>
+            <w:r>
+              <w:t xml:space="preserve">Storage Label</w:t>
+            </w:r>
+          </w:p>
+        </w:tc>
+        <w:tc>
+          <w:tcPr>
+            <w:tcW w:w="7200" w:type="dxa"/>
+          </w:tcPr>
+          <w:p>
+            <w:r>
+              <w:t xml:space="preserve">Capacidad</w:t>
+            </w:r>
+          </w:p>
+        </w:tc>
+      </w:tr>
+      <w:tr>
+        <w:tc>
+          <w:tcPr>
+            <w:tcW w:w="2160" w:type="dxa"/>
+          </w:tcPr>
+          <w:p>
+            <w:r>
+              <w:t xml:space="preserve">Price Label</w:t>
+            </w:r>
+          </w:p>
+        </w:tc>
+        <w:tc>
+          <w:tcPr>
+            <w:tcW w:w="7200" w:type="dxa"/>
+          </w:tcPr>
+          <w:p>
+            <w:r>
+              <w:t xml:space="preserve">Precio máximo</w:t>
+            </w:r>
+          </w:p>
+        </w:tc>
+      </w:tr>
+      <w:tr>
+        <w:tc>
+          <w:tcPr>
+            <w:tcW w:w="2160" w:type="dxa"/>
+          </w:tcPr>
+          <w:p>
+            <w:r>
+              <w:t xml:space="preserve">Apply Text</w:t>
+            </w:r>
+          </w:p>
+        </w:tc>
+        <w:tc>
+          <w:tcPr>
+            <w:tcW w:w="7200" w:type="dxa"/>
+          </w:tcPr>
+          <w:p>
+            <w:r>
+              <w:t xml:space="preserve">Ver resultados</w:t>
+            </w:r>
+          </w:p>
+        </w:tc>
+      </w:tr>
+      <w:tr>
+        <w:tc>
+          <w:tcPr>
+            <w:tcW w:w="2160" w:type="dxa"/>
+          </w:tcPr>
+          <w:p>
+            <w:r>
+              <w:t xml:space="preserve">Filters Endpoint</w:t>
+            </w:r>
+          </w:p>
+        </w:tc>
+        <w:tc>
+          <w:tcPr>
+            <w:tcW w:w="7200" w:type="dxa"/>
+          </w:tcPr>
+          <w:p>
+            <w:hyperlink r:id="rIdL2">
+              <w:r>
+                <w:rPr>
+                  <w:color w:val="1155CC"/>
+                  <w:u w:val="single"/>
+                </w:rPr>
+                <w:t xml:space="preserve">https://cca7ebd1-f76f-47d0-a949-b4b8618f05e5.mock.pstmn.io/api/v1/products/filters</w:t>
+              </w:r>
+            </w:hyperlink>
+          </w:p>
+        </w:tc>
+      </w:tr>
+      <w:tr>
+        <w:tc>
+          <w:tcPr>
+            <w:tcW w:w="2160" w:type="dxa"/>
+          </w:tcPr>
+          <w:p>
+            <w:r>
+              <w:t xml:space="preserve">Search Endpoint</w:t>
+            </w:r>
+          </w:p>
+        </w:tc>
+        <w:tc>
+          <w:tcPr>
+            <w:tcW w:w="7200" w:type="dxa"/>
+          </w:tcPr>
+          <w:p>
+            <w:hyperlink r:id="rIdL3">
+              <w:r>
+                <w:rPr>
+                  <w:color w:val="1155CC"/>
+                  <w:u w:val="single"/>
+                </w:rPr>
+                <w:t xml:space="preserve">https://cca7ebd1-f76f-47d0-a949-b4b8618f05e5.mock.pstmn.io/api/v1/products/search</w:t>
+              </w:r>
+            </w:hyperlink>
+          </w:p>
+        </w:tc>
+      </w:tr>
+      <w:tr>
+        <w:tc>
+          <w:tcPr>
+            <w:tcW w:w="2160" w:type="dxa"/>
+          </w:tcPr>
+          <w:p>
+            <w:r>
+              <w:t xml:space="preserve">Category</w:t>
+            </w:r>
+          </w:p>
+        </w:tc>
+        <w:tc>
+          <w:tcPr>
+            <w:tcW w:w="7200" w:type="dxa"/>
+          </w:tcPr>
+          <w:p>
+            <w:r>
+              <w:t xml:space="preserve">SMARTPHONES</w:t>
+            </w:r>
+          </w:p>
+        </w:tc>
+      </w:tr>
+      <w:tr>
+        <w:tc>
+          <w:tcPr>
+            <w:tcW w:w="2160" w:type="dxa"/>
+          </w:tcPr>
+          <w:p>
+            <w:r>
+              <w:t xml:space="preserve">Page Size</w:t>
+            </w:r>
+          </w:p>
+        </w:tc>
+        <w:tc>
+          <w:tcPr>
+            <w:tcW w:w="7200" w:type="dxa"/>
+          </w:tcPr>
+          <w:p>
+            <w:r>
+              <w:t xml:space="preserve">30</w:t>
+            </w:r>
+          </w:p>
+        </w:tc>
+      </w:tr>
+      <w:tr>
+        <w:tc>
+          <w:tcPr>
+            <w:tcW w:w="2160" w:type="dxa"/>
+          </w:tcPr>
+          <w:p>
+            <w:r>
+              <w:t xml:space="preserve">Product Link</w:t>
+            </w:r>
+          </w:p>
+        </w:tc>
+        <w:tc>
+          <w:tcPr>
+            <w:tcW w:w="7200" w:type="dxa"/>
+          </w:tcPr>
+          <w:p>
+            <w:r>
+              <w:t xml:space="preserve">/productos/{sku}</w:t>
+            </w:r>
+          </w:p>
+        </w:tc>
+      </w:tr>
+      <w:tr>
+        <w:tc>
+          <w:tcPr>
+            <w:tcW w:w="2160" w:type="dxa"/>
+          </w:tcPr>
+          <w:p>
+            <w:r>
+              <w:t xml:space="preserve">Button Text</w:t>
+            </w:r>
+          </w:p>
+        </w:tc>
+        <w:tc>
+          <w:tcPr>
+            <w:tcW w:w="7200" w:type="dxa"/>
+          </w:tcPr>
+          <w:p>
+            <w:r>
+              <w:t xml:space="preserve">Ver producto</w:t>
+            </w:r>
+          </w:p>
+        </w:tc>
+      </w:tr>
+      <w:tr>
+        <w:tc>
+          <w:tcPr>
+            <w:tcW w:w="2160" w:type="dxa"/>
+          </w:tcPr>
+          <w:p>
+            <w:r>
+              <w:t xml:space="preserve">Available Text</w:t>
+            </w:r>
+          </w:p>
+        </w:tc>
+        <w:tc>
+          <w:tcPr>
+            <w:tcW w:w="7200" w:type="dxa"/>
+          </w:tcPr>
+          <w:p>
+            <w:r>
+              <w:t xml:space="preserve">Disponible</w:t>
+            </w:r>
+          </w:p>
+        </w:tc>
+      </w:tr>
+      <w:tr>
+        <w:tc>
+          <w:tcPr>
+            <w:tcW w:w="2160" w:type="dxa"/>
+          </w:tcPr>
+          <w:p>
+            <w:r>
+              <w:t xml:space="preserve">Sold Out Text</w:t>
+            </w:r>
+          </w:p>
+        </w:tc>
+        <w:tc>
+          <w:tcPr>
+            <w:tcW w:w="7200" w:type="dxa"/>
+          </w:tcPr>
+          <w:p>
+            <w:r>
+              <w:t xml:space="preserve">Agotado</w:t>
+            </w:r>
+          </w:p>
+        </w:tc>
+      </w:tr>
+      <w:tr>
+        <w:tc>
+          <w:tcPr>
+            <w:tcW w:w="2160" w:type="dxa"/>
+          </w:tcPr>
+          <w:p>
+            <w:r>
+              <w:t xml:space="preserve">Alert Duration</w:t>
+            </w:r>
+          </w:p>
+        </w:tc>
+        <w:tc>
+          <w:tcPr>
+            <w:tcW w:w="7200" w:type="dxa"/>
+          </w:tcPr>
+          <w:p>
+            <w:r>
+              <w:t xml:space="preserve">5</w:t>
+            </w:r>
+          </w:p>
+        </w:tc>
+      </w:tr>
+      <w:tr>
+        <w:tc>
+          <w:tcPr>
+            <w:tcW w:w="2160" w:type="dxa"/>
+          </w:tcPr>
+          <w:p>
+            <w:r>
+              <w:t xml:space="preserve">Alert Color</w:t>
+            </w:r>
+          </w:p>
+        </w:tc>
+        <w:tc>
+          <w:tcPr>
+            <w:tcW w:w="7200" w:type="dxa"/>
+          </w:tcPr>
+          <w:p>
+            <w:r>
+              <w:t xml:space="preserve">error</w:t>
+            </w:r>
+          </w:p>
+        </w:tc>
+      </w:tr>
+      <w:tr>
+        <w:tc>
+          <w:tcPr>
+            <w:tcW w:w="2160" w:type="dxa"/>
+          </w:tcPr>
+          <w:p>
+            <w:r>
+              <w:t xml:space="preserve">Error Response Message</w:t>
+            </w:r>
+          </w:p>
+        </w:tc>
+        <w:tc>
+          <w:tcPr>
+            <w:tcW w:w="7200" w:type="dxa"/>
+          </w:tcPr>
+          <w:p>
+            <w:r>
+              <w:t xml:space="preserve">No pudimos cargar los celulares. Intenta de nuevo más tarde.</w:t>
+            </w:r>
+          </w:p>
+        </w:tc>
+      </w:tr>
+      <w:tr>
+        <w:tc>
+          <w:tcPr>
+            <w:tcW w:w="2160" w:type="dxa"/>
+          </w:tcPr>
+          <w:p>
+            <w:r>
+              <w:t xml:space="preserve">Empty List Title</w:t>
+            </w:r>
+          </w:p>
+        </w:tc>
+        <w:tc>
+          <w:tcPr>
+            <w:tcW w:w="7200" w:type="dxa"/>
+          </w:tcPr>
+          <w:p>
+            <w:r>
+              <w:t xml:space="preserve">No encontramos celulares con esos filtros</w:t>
+            </w:r>
+          </w:p>
+        </w:tc>
+      </w:tr>
+      <w:tr>
+        <w:tc>
+          <w:tcPr>
+            <w:tcW w:w="2160" w:type="dxa"/>
+          </w:tcPr>
+          <w:p>
+            <w:r>
+              <w:t xml:space="preserve">Empty List Description</w:t>
+            </w:r>
+          </w:p>
+        </w:tc>
+        <w:tc>
+          <w:tcPr>
+            <w:tcW w:w="7200" w:type="dxa"/>
+          </w:tcPr>
+          <w:p>
+            <w:r>
+              <w:t xml:space="preserve">Prueba quitando algún filtro o cambiando el precio máximo.</w:t>
+            </w:r>
+          </w:p>
+        </w:tc>
+      </w:tr>
+      <w:tr>
+        <w:tc>
+          <w:tcPr>
+            <w:tcW w:w="2160" w:type="dxa"/>
+          </w:tcPr>
+          <w:p>
+            <w:r>
+              <w:t xml:space="preserve">Empty List Icon</w:t>
+            </w:r>
+          </w:p>
+        </w:tc>
+        <w:tc>
+          <w:tcPr>
+            <w:tcW w:w="7200" w:type="dxa"/>
+          </w:tcPr>
+          <w:p>
+            <w:r>
+              <w:t xml:space="preserve">📱</w:t>
+            </w:r>
+          </w:p>
+        </w:tc>
+      </w:tr>
+      <w:tr>
+        <w:tc>
+          <w:tcPr>
+            <w:tcW w:w="2160" w:type="dxa"/>
+          </w:tcPr>
+          <w:p>
+            <w:r>
+              <w:t xml:space="preserve">Image Error Message</w:t>
+            </w:r>
+          </w:p>
+        </w:tc>
+        <w:tc>
+          <w:tcPr>
+            <w:tcW w:w="7200" w:type="dxa"/>
+          </w:tcPr>
+          <w:p>
+            <w:r>
+              <w:t xml:space="preserve">Imagen no disponible</w:t>
+            </w:r>
+          </w:p>
+        </w:tc>
+      </w:tr>
+    </w:tbl>
+    <w:p/>
+    <w:tbl>
+      <w:tblPr>
+        <w:tblW w:w="9360" w:type="dxa"/>
+        <w:tblLayout w:type="fixed"/>
+        <w:tblBorders>
+          <w:top w:val="single" w:sz="4" w:color="999999"/>
+          <w:left w:val="single" w:sz="4" w:color="999999"/>
+          <w:bottom w:val="single" w:sz="4" w:color="999999"/>
+          <w:right w:val="single" w:sz="4" w:color="999999"/>
+          <w:insideH w:val="single" w:sz="4" w:color="999999"/>
+          <w:insideV w:val="single" w:sz="4" w:color="999999"/>
+        </w:tblBorders>
+      </w:tblPr>
+      <w:tblGrid>
+        <w:gridCol w:w="2160"/>
+        <w:gridCol w:w="7200"/>
+      </w:tblGrid>
+      <w:tr>
+        <w:tc>
+          <w:tcPr>
+            <w:tcW w:w="9360" w:type="dxa"/>
+            <w:gridSpan w:val="2"/>
+          </w:tcPr>
+          <w:p>
+            <w:r>
+              <w:t xml:space="preserve">Metadata</w:t>
+            </w:r>
+          </w:p>
+        </w:tc>
+      </w:tr>
+      <w:tr>
+        <w:tc>
+          <w:tcPr>
+            <w:tcW w:w="2160" w:type="dxa"/>
+          </w:tcPr>
+          <w:p>
+            <w:r>
+              <w:t xml:space="preserve">Title</w:t>
+            </w:r>
+          </w:p>
+        </w:tc>
+        <w:tc>
+          <w:tcPr>
+            <w:tcW w:w="7200" w:type="dxa"/>
+          </w:tcPr>
+          <w:p>
+            <w:r>
+              <w:t xml:space="preserve">Celulares | NovaMóvil</w:t>
+            </w:r>
+          </w:p>
+        </w:tc>
+      </w:tr>
+      <w:tr>
+        <w:tc>
+          <w:tcPr>
+            <w:tcW w:w="2160" w:type="dxa"/>
+          </w:tcPr>
+          <w:p>
+            <w:r>
+              <w:t xml:space="preserve">Description</w:t>
+            </w:r>
+          </w:p>
+        </w:tc>
+        <w:tc>
+          <w:tcPr>
+            <w:tcW w:w="7200" w:type="dxa"/>
+          </w:tcPr>
+          <w:p>
+            <w:r>
+              <w:t xml:space="preserve">Encuentra el celular ideal de las mejores marcas: Apple, Samsung, Motorola, Xiaomi y más.</w:t>
+            </w:r>
+          </w:p>
+        </w:tc>
+      </w:tr>
+    </w:tbl>
+    <w:p/>
+    <w:sectPr>
+      <w:pgSz w:w="12240" w:h="15840"/>
+      <w:pgMar w:top="1440" w:right="1440" w:bottom="1440" w:left="1440" w:header="720" w:footer="720" w:gutter="0"/>
+    </w:sectPr>
   </w:body>
 </w:document>
 </file>
 
 <file path=word/numbering.xml><?xml version="1.0" encoding="utf-8"?>
-<w:numbering xmlns:w="http://schemas.openxmlformats.org/wordprocessingml/2006/main" xmlns:r="http://schemas.openxmlformats.org/officeDocument/2006/relationships">
+<w:numbering xmlns:w="http://schemas.openxmlformats.org/wordprocessingml/2006/main" xmlns:r="http://schemas.openxmlformats.org/officeDocument/2006/relationships" xmlns:wp="http://schemas.openxmlformats.org/drawingml/2006/wordprocessingDrawing" xmlns:a="http://schemas.openxmlformats.org/drawingml/2006/main" xmlns:pic="http://schemas.openxmlformats.org/drawingml/2006/picture">
   <w:abstractNum w:abstractNumId="0">
     <w:lvl w:ilvl="0">
       <w:start w:val="1"/>
@@ -126,7 +878,7 @@
 </file>
 
 <file path=word/styles.xml><?xml version="1.0" encoding="utf-8"?>
-<w:styles xmlns:w="http://schemas.openxmlformats.org/wordprocessingml/2006/main" xmlns:r="http://schemas.openxmlformats.org/officeDocument/2006/relationships">
+<w:styles xmlns:w="http://schemas.openxmlformats.org/wordprocessingml/2006/main" xmlns:r="http://schemas.openxmlformats.org/officeDocument/2006/relationships" xmlns:wp="http://schemas.openxmlformats.org/drawingml/2006/wordprocessingDrawing" xmlns:a="http://schemas.openxmlformats.org/drawingml/2006/main" xmlns:pic="http://schemas.openxmlformats.org/drawingml/2006/picture">
   <w:style w:type="paragraph" w:default="1" w:styleId="Normal">
     <w:name w:val="Normal"/>
     <w:qFormat/>

--- a/content-drive/celulares.docx
+++ b/content-drive/celulares.docx
@@ -523,7 +523,7 @@
           </w:tcPr>
           <w:p>
             <w:r>
-              <w:t xml:space="preserve">/productos/{sku}</w:t>
+              <w:t xml:space="preserve">/celulares/producto?sku={sku}</w:t>
             </w:r>
           </w:p>
         </w:tc>

--- a/content-drive/celulares.docx
+++ b/content-drive/celulares.docx
@@ -523,7 +523,7 @@
           </w:tcPr>
           <w:p>
             <w:r>
-              <w:t xml:space="preserve">/celulares/producto?sku={sku}</w:t>
+              <w:t xml:space="preserve">/celulares/{sku}</w:t>
             </w:r>
           </w:p>
         </w:tc>

--- a/content-drive/celulares.docx
+++ b/content-drive/celulares.docx
@@ -523,7 +523,7 @@
           </w:tcPr>
           <w:p>
             <w:r>
-              <w:t xml:space="preserve">/celulares/{sku}</w:t>
+              <w:t xml:space="preserve">/celulares/?sku={sku}</w:t>
             </w:r>
           </w:p>
         </w:tc>

--- a/content-drive/celulares.docx
+++ b/content-drive/celulares.docx
@@ -523,7 +523,7 @@
           </w:tcPr>
           <w:p>
             <w:r>
-              <w:t xml:space="preserve">/celulares/?sku={sku}</w:t>
+              <w:t xml:space="preserve">/celulares/?id={id}</w:t>
             </w:r>
           </w:p>
         </w:tc>
